--- a/DBMS/module 1/dbmas assignment 9.docx
+++ b/DBMS/module 1/dbmas assignment 9.docx
@@ -1417,1210 +1417,1725 @@
           <w:b/>
           <w:bCs/>
         </w:rPr>
-        <w:t>7. Write a procedure that displays the follow</w:t>
+        <w:t>7. Write a procedure that displays the following information of all emp</w:t>
+      </w:r>
+    </w:p>
+    <w:p>
+      <w:pPr>
+        <w:rPr>
+          <w:rFonts w:hint="default"/>
+          <w:b/>
+          <w:bCs/>
+        </w:rPr>
+      </w:pPr>
+      <w:r>
+        <w:rPr>
+          <w:rFonts w:hint="default"/>
+          <w:b/>
+          <w:bCs/>
+        </w:rPr>
+        <w:t>Empno,Name,job,Salary,Status,deptno</w:t>
+      </w:r>
+    </w:p>
+    <w:p>
+      <w:pPr>
+        <w:rPr>
+          <w:rFonts w:hint="default"/>
+          <w:b/>
+          <w:bCs/>
+        </w:rPr>
+      </w:pPr>
+      <w:r>
+        <w:rPr>
+          <w:rFonts w:hint="default"/>
+          <w:b/>
+          <w:bCs/>
+        </w:rPr>
+        <w:t>Note: - Status will be (Greater, Lesser or Equal) respective to average salary of their own</w:t>
+      </w:r>
+    </w:p>
+    <w:p>
+      <w:pPr>
+        <w:rPr>
+          <w:rFonts w:hint="default"/>
+          <w:b/>
+          <w:bCs/>
+        </w:rPr>
+      </w:pPr>
+      <w:r>
+        <w:rPr>
+          <w:rFonts w:hint="default"/>
+          <w:b/>
+          <w:bCs/>
+        </w:rPr>
+        <w:t>department. Display an error message Emp table is empty if there is no matching</w:t>
+      </w:r>
+    </w:p>
+    <w:p>
+      <w:pPr>
+        <w:rPr>
+          <w:rFonts w:hint="default"/>
+          <w:b/>
+          <w:bCs/>
+        </w:rPr>
+      </w:pPr>
+      <w:r>
+        <w:rPr>
+          <w:rFonts w:hint="default"/>
+          <w:b/>
+          <w:bCs/>
+        </w:rPr>
+        <w:t>record.</w:t>
+      </w:r>
+    </w:p>
+    <w:p>
+      <w:pPr>
+        <w:rPr>
+          <w:rFonts w:hint="default"/>
+          <w:b/>
+          <w:bCs/>
+          <w:lang w:val="en-US"/>
+        </w:rPr>
+      </w:pPr>
+      <w:r>
+        <w:rPr>
+          <w:rFonts w:hint="default"/>
+          <w:b/>
+          <w:bCs/>
+          <w:lang w:val="en-US"/>
+        </w:rPr>
+        <w:t xml:space="preserve">Ans. </w:t>
+      </w:r>
+    </w:p>
+    <w:p>
+      <w:pPr>
+        <w:rPr>
+          <w:rFonts w:hint="default"/>
+          <w:b/>
+          <w:bCs/>
+          <w:lang w:val="en-US"/>
+        </w:rPr>
+      </w:pPr>
+    </w:p>
+    <w:p>
+      <w:pPr>
+        <w:rPr>
+          <w:rFonts w:hint="default"/>
+          <w:b/>
+          <w:bCs/>
+          <w:lang w:val="en-US"/>
+        </w:rPr>
+      </w:pPr>
+      <w:r>
+        <w:rPr>
+          <w:rFonts w:hint="default"/>
+          <w:b/>
+          <w:bCs/>
+          <w:lang w:val="en-US"/>
+        </w:rPr>
+        <w:t>Delimiter //</w:t>
+      </w:r>
+    </w:p>
+    <w:p>
+      <w:pPr>
+        <w:rPr>
+          <w:rFonts w:hint="default"/>
+          <w:b/>
+          <w:bCs/>
+          <w:lang w:val="en-US"/>
+        </w:rPr>
+      </w:pPr>
+      <w:r>
+        <w:rPr>
+          <w:rFonts w:hint="default"/>
+          <w:b/>
+          <w:bCs/>
+          <w:lang w:val="en-US"/>
+        </w:rPr>
+        <w:t>Create procedure empdata()</w:t>
+      </w:r>
+    </w:p>
+    <w:p>
+      <w:pPr>
+        <w:rPr>
+          <w:rFonts w:hint="default"/>
+          <w:b/>
+          <w:bCs/>
+          <w:lang w:val="en-US"/>
+        </w:rPr>
+      </w:pPr>
+      <w:r>
+        <w:rPr>
+          <w:rFonts w:hint="default"/>
+          <w:b/>
+          <w:bCs/>
+          <w:lang w:val="en-US"/>
+        </w:rPr>
+        <w:t>Begin</w:t>
+      </w:r>
+    </w:p>
+    <w:p>
+      <w:pPr>
+        <w:rPr>
+          <w:rFonts w:hint="default"/>
+          <w:b/>
+          <w:bCs/>
+          <w:lang w:val="en-US"/>
+        </w:rPr>
+      </w:pPr>
+      <w:r>
+        <w:rPr>
+          <w:rFonts w:hint="default"/>
+          <w:b/>
+          <w:bCs/>
+          <w:lang w:val="en-US"/>
+        </w:rPr>
+        <w:tab/>
+        <w:t>If (count(*) from emp  = 0)</w:t>
+      </w:r>
+    </w:p>
+    <w:p>
+      <w:pPr>
+        <w:rPr>
+          <w:rFonts w:hint="default"/>
+          <w:b/>
+          <w:bCs/>
+          <w:lang w:val="en-US"/>
+        </w:rPr>
+      </w:pPr>
+      <w:r>
+        <w:rPr>
+          <w:rFonts w:hint="default"/>
+          <w:b/>
+          <w:bCs/>
+          <w:lang w:val="en-US"/>
+        </w:rPr>
+        <w:tab/>
+        <w:t xml:space="preserve">Then </w:t>
+      </w:r>
+    </w:p>
+    <w:p>
+      <w:pPr>
+        <w:rPr>
+          <w:rFonts w:hint="default"/>
+          <w:b/>
+          <w:bCs/>
+          <w:lang w:val="en-US"/>
+        </w:rPr>
+      </w:pPr>
+      <w:r>
+        <w:rPr>
+          <w:rFonts w:hint="default"/>
+          <w:b/>
+          <w:bCs/>
+          <w:lang w:val="en-US"/>
+        </w:rPr>
+        <w:tab/>
+        <w:t/>
+      </w:r>
+      <w:r>
+        <w:rPr>
+          <w:rFonts w:hint="default"/>
+          <w:b/>
+          <w:bCs/>
+          <w:lang w:val="en-US"/>
+        </w:rPr>
+        <w:tab/>
+        <w:t>Select “the size is too small” error</w:t>
+      </w:r>
+    </w:p>
+    <w:p>
+      <w:pPr>
+        <w:rPr>
+          <w:rFonts w:hint="default"/>
+          <w:b/>
+          <w:bCs/>
+          <w:lang w:val="en-US"/>
+        </w:rPr>
+      </w:pPr>
+      <w:r>
+        <w:rPr>
+          <w:rFonts w:hint="default"/>
+          <w:b/>
+          <w:bCs/>
+          <w:lang w:val="en-US"/>
+        </w:rPr>
+        <w:tab/>
+        <w:t>else</w:t>
+      </w:r>
+    </w:p>
+    <w:p>
+      <w:pPr>
+        <w:rPr>
+          <w:rFonts w:hint="default"/>
+          <w:b/>
+          <w:bCs/>
+          <w:lang w:val="en-US"/>
+        </w:rPr>
+      </w:pPr>
+      <w:r>
+        <w:rPr>
+          <w:rFonts w:hint="default"/>
+          <w:b/>
+          <w:bCs/>
+          <w:lang w:val="en-US"/>
+        </w:rPr>
+        <w:tab/>
+        <w:t/>
+      </w:r>
+      <w:r>
+        <w:rPr>
+          <w:rFonts w:hint="default"/>
+          <w:b/>
+          <w:bCs/>
+          <w:lang w:val="en-US"/>
+        </w:rPr>
+        <w:tab/>
+        <w:t xml:space="preserve">Select empno,ename,job,sal,deptno, </w:t>
+      </w:r>
+    </w:p>
+    <w:p>
+      <w:pPr>
+        <w:rPr>
+          <w:rFonts w:hint="default"/>
+          <w:b/>
+          <w:bCs/>
+          <w:lang w:val="en-US"/>
+        </w:rPr>
+      </w:pPr>
+      <w:r>
+        <w:rPr>
+          <w:rFonts w:hint="default"/>
+          <w:b/>
+          <w:bCs/>
+          <w:lang w:val="en-US"/>
+        </w:rPr>
+        <w:tab/>
+        <w:t/>
+      </w:r>
+      <w:r>
+        <w:rPr>
+          <w:rFonts w:hint="default"/>
+          <w:b/>
+          <w:bCs/>
+          <w:lang w:val="en-US"/>
+        </w:rPr>
+        <w:tab/>
+        <w:t xml:space="preserve">Case </w:t>
+      </w:r>
+    </w:p>
+    <w:p>
+      <w:pPr>
+        <w:ind w:left="1440" w:leftChars="0" w:firstLine="720" w:firstLineChars="0"/>
+        <w:rPr>
+          <w:rFonts w:hint="default"/>
+          <w:b/>
+          <w:bCs/>
+          <w:lang w:val="en-US"/>
+        </w:rPr>
+      </w:pPr>
+      <w:r>
+        <w:rPr>
+          <w:rFonts w:hint="default"/>
+          <w:b/>
+          <w:bCs/>
+          <w:lang w:val="en-US"/>
+        </w:rPr>
+        <w:t>when sal &lt; avg(sal) then ‘lesser’</w:t>
+      </w:r>
+    </w:p>
+    <w:p>
+      <w:pPr>
+        <w:rPr>
+          <w:rFonts w:hint="default"/>
+          <w:b/>
+          <w:bCs/>
+          <w:lang w:val="en-US"/>
+        </w:rPr>
+      </w:pPr>
+      <w:r>
+        <w:rPr>
+          <w:rFonts w:hint="default"/>
+          <w:b/>
+          <w:bCs/>
+          <w:lang w:val="en-US"/>
+        </w:rPr>
+        <w:tab/>
+        <w:t/>
+      </w:r>
+      <w:r>
+        <w:rPr>
+          <w:rFonts w:hint="default"/>
+          <w:b/>
+          <w:bCs/>
+          <w:lang w:val="en-US"/>
+        </w:rPr>
+        <w:tab/>
+        <w:t/>
+      </w:r>
+      <w:r>
+        <w:rPr>
+          <w:rFonts w:hint="default"/>
+          <w:b/>
+          <w:bCs/>
+          <w:lang w:val="en-US"/>
+        </w:rPr>
+        <w:tab/>
+        <w:t>When sal = avg(sal) then ‘equal’</w:t>
+      </w:r>
+    </w:p>
+    <w:p>
+      <w:pPr>
+        <w:rPr>
+          <w:rFonts w:hint="default"/>
+          <w:b/>
+          <w:bCs/>
+          <w:lang w:val="en-US"/>
+        </w:rPr>
+      </w:pPr>
+      <w:r>
+        <w:rPr>
+          <w:rFonts w:hint="default"/>
+          <w:b/>
+          <w:bCs/>
+          <w:lang w:val="en-US"/>
+        </w:rPr>
+        <w:tab/>
+        <w:t/>
+      </w:r>
+      <w:r>
+        <w:rPr>
+          <w:rFonts w:hint="default"/>
+          <w:b/>
+          <w:bCs/>
+          <w:lang w:val="en-US"/>
+        </w:rPr>
+        <w:tab/>
+        <w:t/>
+      </w:r>
+      <w:r>
+        <w:rPr>
+          <w:rFonts w:hint="default"/>
+          <w:b/>
+          <w:bCs/>
+          <w:lang w:val="en-US"/>
+        </w:rPr>
+        <w:tab/>
+        <w:t>When sal &gt; avg(sal) then ‘higher’</w:t>
+      </w:r>
+    </w:p>
+    <w:p>
+      <w:pPr>
+        <w:rPr>
+          <w:rFonts w:hint="default"/>
+          <w:b/>
+          <w:bCs/>
+          <w:lang w:val="en-US"/>
+        </w:rPr>
+      </w:pPr>
+      <w:r>
+        <w:rPr>
+          <w:rFonts w:hint="default"/>
+          <w:b/>
+          <w:bCs/>
+          <w:lang w:val="en-US"/>
+        </w:rPr>
+        <w:tab/>
+        <w:t/>
+      </w:r>
+      <w:r>
+        <w:rPr>
+          <w:rFonts w:hint="default"/>
+          <w:b/>
+          <w:bCs/>
+          <w:lang w:val="en-US"/>
+        </w:rPr>
+        <w:tab/>
+        <w:t>End as status</w:t>
+      </w:r>
+    </w:p>
+    <w:p>
+      <w:pPr>
+        <w:rPr>
+          <w:rFonts w:hint="default"/>
+          <w:b/>
+          <w:bCs/>
+          <w:lang w:val="en-US"/>
+        </w:rPr>
+      </w:pPr>
+      <w:r>
+        <w:rPr>
+          <w:rFonts w:hint="default"/>
+          <w:b/>
+          <w:bCs/>
+          <w:lang w:val="en-US"/>
+        </w:rPr>
+        <w:tab/>
+        <w:t/>
+      </w:r>
+      <w:r>
+        <w:rPr>
+          <w:rFonts w:hint="default"/>
+          <w:b/>
+          <w:bCs/>
+          <w:lang w:val="en-US"/>
+        </w:rPr>
+        <w:tab/>
+        <w:t>From emp e inner join (select avg(sal) avrage, deptno from emp group by deptno) d</w:t>
+      </w:r>
+    </w:p>
+    <w:p>
+      <w:pPr>
+        <w:rPr>
+          <w:rFonts w:hint="default"/>
+          <w:b/>
+          <w:bCs/>
+          <w:lang w:val="en-US"/>
+        </w:rPr>
+      </w:pPr>
+      <w:r>
+        <w:rPr>
+          <w:rFonts w:hint="default"/>
+          <w:b/>
+          <w:bCs/>
+          <w:lang w:val="en-US"/>
+        </w:rPr>
+        <w:tab/>
+        <w:t/>
+      </w:r>
+      <w:r>
+        <w:rPr>
+          <w:rFonts w:hint="default"/>
+          <w:b/>
+          <w:bCs/>
+          <w:lang w:val="en-US"/>
+        </w:rPr>
+        <w:tab/>
+        <w:t>On e.deptno=d.deptno;</w:t>
+      </w:r>
+    </w:p>
+    <w:p>
+      <w:pPr>
+        <w:rPr>
+          <w:rFonts w:hint="default"/>
+          <w:b/>
+          <w:bCs/>
+          <w:lang w:val="en-US"/>
+        </w:rPr>
+      </w:pPr>
+      <w:r>
+        <w:rPr>
+          <w:rFonts w:hint="default"/>
+          <w:b/>
+          <w:bCs/>
+          <w:lang w:val="en-US"/>
+        </w:rPr>
+        <w:tab/>
+        <w:t/>
+      </w:r>
+      <w:r>
+        <w:rPr>
+          <w:rFonts w:hint="default"/>
+          <w:b/>
+          <w:bCs/>
+          <w:lang w:val="en-US"/>
+        </w:rPr>
+        <w:tab/>
+        <w:t>End if;</w:t>
+      </w:r>
+    </w:p>
+    <w:p>
+      <w:pPr>
+        <w:rPr>
+          <w:rFonts w:hint="default"/>
+          <w:b/>
+          <w:bCs/>
+          <w:lang w:val="en-US"/>
+        </w:rPr>
+      </w:pPr>
+      <w:r>
+        <w:rPr>
+          <w:rFonts w:hint="default"/>
+          <w:b/>
+          <w:bCs/>
+          <w:lang w:val="en-US"/>
+        </w:rPr>
+        <w:t>End //</w:t>
+      </w:r>
+    </w:p>
+    <w:p>
+      <w:pPr>
+        <w:rPr>
+          <w:rFonts w:hint="default"/>
+          <w:b/>
+          <w:bCs/>
+          <w:lang w:val="en-US"/>
+        </w:rPr>
+      </w:pPr>
+      <w:r>
+        <w:rPr>
+          <w:rFonts w:hint="default"/>
+          <w:b/>
+          <w:bCs/>
+          <w:lang w:val="en-US"/>
+        </w:rPr>
+        <w:t>Delimiter ;</w:t>
+      </w:r>
+    </w:p>
+    <w:p>
+      <w:pPr>
+        <w:rPr>
+          <w:rFonts w:hint="default"/>
+          <w:b/>
+          <w:bCs/>
+          <w:lang w:val="en-US"/>
+        </w:rPr>
+      </w:pPr>
+      <w:r>
+        <w:rPr>
+          <w:rFonts w:hint="default"/>
+          <w:b/>
+          <w:bCs/>
+          <w:lang w:val="en-US"/>
+        </w:rPr>
+        <w:tab/>
+      </w:r>
+    </w:p>
+    <w:p>
+      <w:pPr>
+        <w:rPr>
+          <w:rFonts w:hint="default"/>
+          <w:b/>
+          <w:bCs/>
+          <w:lang w:val="en-US"/>
+        </w:rPr>
+      </w:pPr>
+    </w:p>
+    <w:p>
+      <w:pPr>
+        <w:rPr>
+          <w:rFonts w:hint="default"/>
+          <w:b/>
+          <w:bCs/>
+        </w:rPr>
+      </w:pPr>
+      <w:r>
+        <w:rPr>
+          <w:rFonts w:hint="default"/>
+          <w:b/>
+          <w:bCs/>
+        </w:rPr>
+        <w:t>8. Write a procedure to update salary in emp table based on following rules.</w:t>
+      </w:r>
+    </w:p>
+    <w:p>
+      <w:pPr>
+        <w:rPr>
+          <w:rFonts w:hint="default"/>
+          <w:b/>
+          <w:bCs/>
+        </w:rPr>
+      </w:pPr>
+      <w:r>
+        <w:rPr>
+          <w:rFonts w:hint="default"/>
+          <w:b/>
+          <w:bCs/>
+        </w:rPr>
+        <w:t>Exp&lt; =35 then no Update</w:t>
+      </w:r>
+    </w:p>
+    <w:p>
+      <w:pPr>
+        <w:rPr>
+          <w:rFonts w:hint="default"/>
+          <w:b/>
+          <w:bCs/>
+        </w:rPr>
+      </w:pPr>
+      <w:r>
+        <w:rPr>
+          <w:rFonts w:hint="default"/>
+          <w:b/>
+          <w:bCs/>
+        </w:rPr>
+        <w:t>Exp&gt; 35 and &lt;=38 then 20% of salary</w:t>
+      </w:r>
+    </w:p>
+    <w:p>
+      <w:pPr>
+        <w:rPr>
+          <w:rFonts w:hint="default"/>
+          <w:b/>
+          <w:bCs/>
+        </w:rPr>
+      </w:pPr>
+      <w:r>
+        <w:rPr>
+          <w:rFonts w:hint="default"/>
+          <w:b/>
+          <w:bCs/>
+        </w:rPr>
+        <w:t>Exp&gt; 38 then 25% of salary</w:t>
+      </w:r>
+    </w:p>
+    <w:p>
+      <w:pPr>
+        <w:rPr>
+          <w:rFonts w:hint="default"/>
+          <w:b/>
+          <w:bCs/>
+        </w:rPr>
+      </w:pPr>
+      <w:r>
+        <w:rPr>
+          <w:rFonts w:hint="default"/>
+          <w:b/>
+          <w:bCs/>
+        </w:rPr>
+        <w:t>9. Write a procedure and a function.</w:t>
+      </w:r>
+    </w:p>
+    <w:p>
+      <w:pPr>
+        <w:rPr>
+          <w:rFonts w:hint="default"/>
+          <w:b/>
+          <w:bCs/>
+        </w:rPr>
+      </w:pPr>
+      <w:r>
+        <w:rPr>
+          <w:rFonts w:hint="default"/>
+          <w:b/>
+          <w:bCs/>
+        </w:rPr>
+        <w:t>Function: write a function to calculate number of years of experience of employee.(note:</w:t>
+      </w:r>
+    </w:p>
+    <w:p>
+      <w:pPr>
+        <w:rPr>
+          <w:rFonts w:hint="default"/>
+          <w:b/>
+          <w:bCs/>
+        </w:rPr>
+      </w:pPr>
+      <w:r>
+        <w:rPr>
+          <w:rFonts w:hint="default"/>
+          <w:b/>
+          <w:bCs/>
+        </w:rPr>
+        <w:t>pass hiredate as a parameter)</w:t>
+      </w:r>
+    </w:p>
+    <w:p>
+      <w:pPr>
+        <w:rPr>
+          <w:rFonts w:hint="default"/>
+          <w:b/>
+          <w:bCs/>
+        </w:rPr>
+      </w:pPr>
+      <w:r>
+        <w:rPr>
+          <w:rFonts w:hint="default"/>
+          <w:b/>
+          <w:bCs/>
+        </w:rPr>
+        <w:t>Procedure: Capture the value returned by the above function to calculate the additional</w:t>
+      </w:r>
+    </w:p>
+    <w:p>
+      <w:pPr>
+        <w:rPr>
+          <w:rFonts w:hint="default"/>
+          <w:b/>
+          <w:bCs/>
+        </w:rPr>
+      </w:pPr>
+      <w:r>
+        <w:rPr>
+          <w:rFonts w:hint="default"/>
+          <w:b/>
+          <w:bCs/>
+        </w:rPr>
+        <w:t>allowance for the emp based on the experience.</w:t>
+      </w:r>
+    </w:p>
+    <w:p>
+      <w:pPr>
+        <w:rPr>
+          <w:rFonts w:hint="default"/>
+          <w:b/>
+          <w:bCs/>
+        </w:rPr>
+      </w:pPr>
+    </w:p>
+    <w:p>
+      <w:pPr>
+        <w:rPr>
+          <w:rFonts w:hint="default"/>
+          <w:b/>
+          <w:bCs/>
+        </w:rPr>
+      </w:pPr>
+      <w:r>
+        <w:rPr>
+          <w:rFonts w:hint="default"/>
+          <w:b/>
+          <w:bCs/>
+        </w:rPr>
+        <w:t>Additional Allowance = Year of experience x 3000</w:t>
+      </w:r>
+    </w:p>
+    <w:p>
+      <w:pPr>
+        <w:rPr>
+          <w:rFonts w:hint="default"/>
+          <w:b/>
+          <w:bCs/>
+        </w:rPr>
+      </w:pPr>
+      <w:r>
+        <w:rPr>
+          <w:rFonts w:hint="default"/>
+          <w:b/>
+          <w:bCs/>
+        </w:rPr>
+        <w:t>Calculate the additional allowance</w:t>
+      </w:r>
+    </w:p>
+    <w:p>
+      <w:pPr>
+        <w:rPr>
+          <w:rFonts w:hint="default"/>
+          <w:b/>
+          <w:bCs/>
+        </w:rPr>
+      </w:pPr>
+      <w:r>
+        <w:rPr>
+          <w:rFonts w:hint="default"/>
+          <w:b/>
+          <w:bCs/>
+        </w:rPr>
+        <w:t>and store Empno, ename,Date of Joining, and Experience in</w:t>
+      </w:r>
+    </w:p>
+    <w:p>
+      <w:pPr>
+        <w:rPr>
+          <w:rFonts w:hint="default"/>
+          <w:b/>
+          <w:bCs/>
+        </w:rPr>
+      </w:pPr>
+      <w:r>
+        <w:rPr>
+          <w:rFonts w:hint="default"/>
+          <w:b/>
+          <w:bCs/>
+        </w:rPr>
+        <w:t>years and additional allowance in Emp_Allowance table.</w:t>
+      </w:r>
+    </w:p>
+    <w:p>
+      <w:pPr>
+        <w:rPr>
+          <w:rFonts w:hint="default"/>
+          <w:b/>
+          <w:bCs/>
+        </w:rPr>
+      </w:pPr>
+      <w:r>
+        <w:rPr>
+          <w:rFonts w:hint="default"/>
+          <w:b/>
+          <w:bCs/>
+        </w:rPr>
+        <w:t>create table emp_allowance(</w:t>
+      </w:r>
+    </w:p>
+    <w:p>
+      <w:pPr>
+        <w:rPr>
+          <w:rFonts w:hint="default"/>
+          <w:b/>
+          <w:bCs/>
+        </w:rPr>
+      </w:pPr>
+      <w:r>
+        <w:rPr>
+          <w:rFonts w:hint="default"/>
+          <w:b/>
+          <w:bCs/>
+        </w:rPr>
+        <w:t>empno int,</w:t>
+      </w:r>
+    </w:p>
+    <w:p>
+      <w:pPr>
+        <w:rPr>
+          <w:rFonts w:hint="default"/>
+          <w:b/>
+          <w:bCs/>
+        </w:rPr>
+      </w:pPr>
+      <w:r>
+        <w:rPr>
+          <w:rFonts w:hint="default"/>
+          <w:b/>
+          <w:bCs/>
+        </w:rPr>
+        <w:t>ename varchar(20),</w:t>
+      </w:r>
+    </w:p>
+    <w:p>
+      <w:pPr>
+        <w:rPr>
+          <w:rFonts w:hint="default"/>
+          <w:b/>
+          <w:bCs/>
+        </w:rPr>
+      </w:pPr>
+      <w:r>
+        <w:rPr>
+          <w:rFonts w:hint="default"/>
+          <w:b/>
+          <w:bCs/>
+        </w:rPr>
+        <w:t>hiredate date,</w:t>
+      </w:r>
+    </w:p>
+    <w:p>
+      <w:pPr>
+        <w:rPr>
+          <w:rFonts w:hint="default"/>
+          <w:b/>
+          <w:bCs/>
+        </w:rPr>
+      </w:pPr>
+      <w:r>
+        <w:rPr>
+          <w:rFonts w:hint="default"/>
+          <w:b/>
+          <w:bCs/>
+        </w:rPr>
+        <w:t>experience int,</w:t>
+      </w:r>
+    </w:p>
+    <w:p>
+      <w:pPr>
+        <w:rPr>
+          <w:rFonts w:hint="default"/>
+          <w:b/>
+          <w:bCs/>
+        </w:rPr>
+      </w:pPr>
+      <w:r>
+        <w:rPr>
+          <w:rFonts w:hint="default"/>
+          <w:b/>
+          <w:bCs/>
+        </w:rPr>
+        <w:t>allowance decimal(9,2));</w:t>
+      </w:r>
+    </w:p>
+    <w:p>
+      <w:pPr>
+        <w:rPr>
+          <w:rFonts w:hint="default"/>
+          <w:b/>
+          <w:bCs/>
+        </w:rPr>
+      </w:pPr>
+    </w:p>
+    <w:p>
+      <w:pPr>
+        <w:rPr>
+          <w:rFonts w:hint="default"/>
+          <w:b/>
+          <w:bCs/>
+        </w:rPr>
+      </w:pPr>
+      <w:r>
+        <w:rPr>
+          <w:rFonts w:hint="default"/>
+          <w:b/>
+          <w:bCs/>
+        </w:rPr>
+        <w:t>10. Write a function to compute the following. Function should take sal and hiredate</w:t>
+      </w:r>
+    </w:p>
+    <w:p>
+      <w:pPr>
+        <w:rPr>
+          <w:rFonts w:hint="default"/>
+          <w:b/>
+          <w:bCs/>
+        </w:rPr>
+      </w:pPr>
+      <w:r>
+        <w:rPr>
+          <w:rFonts w:hint="default"/>
+          <w:b/>
+          <w:bCs/>
+        </w:rPr>
+        <w:t>as i/p and return the cost to company.</w:t>
+      </w:r>
+    </w:p>
+    <w:p>
+      <w:pPr>
+        <w:rPr>
+          <w:rFonts w:hint="default"/>
+          <w:b/>
+          <w:bCs/>
+        </w:rPr>
+      </w:pPr>
+      <w:r>
+        <w:rPr>
+          <w:rFonts w:hint="default"/>
+          <w:b/>
+          <w:bCs/>
+        </w:rPr>
+        <w:t>DA = 15% Salary, HRA= 20% of Salary, TA= 8% of Salary.</w:t>
+      </w:r>
+    </w:p>
+    <w:p>
+      <w:pPr>
+        <w:rPr>
+          <w:rFonts w:hint="default"/>
+          <w:b/>
+          <w:bCs/>
+        </w:rPr>
+      </w:pPr>
+      <w:r>
+        <w:rPr>
+          <w:rFonts w:hint="default"/>
+          <w:b/>
+          <w:bCs/>
+        </w:rPr>
+        <w:t>Special Allowance will be decided based on the service in the company.</w:t>
+      </w:r>
+    </w:p>
+    <w:p>
+      <w:pPr>
+        <w:rPr>
+          <w:rFonts w:hint="default"/>
+          <w:b/>
+          <w:bCs/>
+        </w:rPr>
+      </w:pPr>
+      <w:r>
+        <w:rPr>
+          <w:rFonts w:hint="default"/>
+          <w:b/>
+          <w:bCs/>
+        </w:rPr>
+        <w:t>&lt; 1 Year Nil</w:t>
+      </w:r>
+    </w:p>
+    <w:p>
+      <w:pPr>
+        <w:rPr>
+          <w:rFonts w:hint="default"/>
+          <w:b/>
+          <w:bCs/>
+        </w:rPr>
+      </w:pPr>
+      <w:r>
+        <w:rPr>
+          <w:rFonts w:hint="default"/>
+          <w:b/>
+          <w:bCs/>
+        </w:rPr>
+        <w:t>&gt;=1 Year&lt; 2 Year 10% of Salary</w:t>
+      </w:r>
+    </w:p>
+    <w:p>
+      <w:pPr>
+        <w:rPr>
+          <w:rFonts w:hint="default"/>
+          <w:b/>
+          <w:bCs/>
+        </w:rPr>
+      </w:pPr>
+      <w:r>
+        <w:rPr>
+          <w:rFonts w:hint="default"/>
+          <w:b/>
+          <w:bCs/>
+        </w:rPr>
+        <w:t>&gt;=2 Year&lt; 4 Year 20% of Salary</w:t>
+      </w:r>
+    </w:p>
+    <w:p>
+      <w:pPr>
+        <w:rPr>
+          <w:rFonts w:hint="default"/>
+          <w:b/>
+          <w:bCs/>
+        </w:rPr>
+      </w:pPr>
+      <w:r>
+        <w:rPr>
+          <w:rFonts w:hint="default"/>
+          <w:b/>
+          <w:bCs/>
+        </w:rPr>
+        <w:t>&gt;4 Year 30% of Salary</w:t>
+      </w:r>
+    </w:p>
+    <w:p>
+      <w:pPr>
+        <w:rPr>
+          <w:rFonts w:hint="default"/>
+          <w:b/>
+          <w:bCs/>
+        </w:rPr>
+      </w:pPr>
+      <w:r>
+        <w:rPr>
+          <w:rFonts w:hint="default"/>
+          <w:b/>
+          <w:bCs/>
+        </w:rPr>
+        <w:t>11. Write query to display empno,ename,sal,cost to company for all employees(note:</w:t>
+      </w:r>
+    </w:p>
+    <w:p>
+      <w:pPr>
+        <w:rPr>
+          <w:rFonts w:hint="default"/>
+          <w:b/>
+          <w:bCs/>
+        </w:rPr>
+      </w:pPr>
+      <w:r>
+        <w:rPr>
+          <w:rFonts w:hint="default"/>
+          <w:b/>
+          <w:bCs/>
+        </w:rPr>
+        <w:t>use function written in question 10)</w:t>
+      </w:r>
+    </w:p>
+    <w:p>
+      <w:pPr>
+        <w:rPr>
+          <w:rFonts w:hint="default"/>
+          <w:b/>
+          <w:bCs/>
+        </w:rPr>
+      </w:pPr>
+    </w:p>
+    <w:p>
+      <w:pPr>
+        <w:rPr>
+          <w:rFonts w:hint="default"/>
+          <w:b/>
+          <w:bCs/>
+        </w:rPr>
+      </w:pPr>
+      <w:r>
+        <w:rPr>
+          <w:rFonts w:hint="default"/>
+          <w:b/>
+          <w:bCs/>
+        </w:rPr>
+        <w:t>Q2. Write trigger</w:t>
+      </w:r>
+    </w:p>
+    <w:p>
+      <w:pPr>
+        <w:rPr>
+          <w:rFonts w:hint="default"/>
+          <w:b/>
+          <w:bCs/>
+        </w:rPr>
+      </w:pPr>
+      <w:r>
+        <w:rPr>
+          <w:rFonts w:hint="default"/>
+          <w:b/>
+          <w:bCs/>
+        </w:rPr>
+        <w:t>1. Write a tigger to store the old salary details in Emp _Back (Emp _Back has the</w:t>
+      </w:r>
+    </w:p>
+    <w:p>
+      <w:pPr>
+        <w:rPr>
+          <w:rFonts w:hint="default"/>
+          <w:b/>
+          <w:bCs/>
+        </w:rPr>
+      </w:pPr>
+      <w:r>
+        <w:rPr>
+          <w:rFonts w:hint="default"/>
+          <w:b/>
+          <w:bCs/>
+        </w:rPr>
+        <w:t>same structure as emp table without any</w:t>
+      </w:r>
+    </w:p>
+    <w:p>
+      <w:pPr>
+        <w:rPr>
+          <w:rFonts w:hint="default"/>
+          <w:b/>
+          <w:bCs/>
+        </w:rPr>
+      </w:pPr>
+      <w:r>
+        <w:rPr>
+          <w:rFonts w:hint="default"/>
+          <w:b/>
+          <w:bCs/>
+        </w:rPr>
+        <w:t>constraint) table.</w:t>
+      </w:r>
+    </w:p>
+    <w:p>
+      <w:pPr>
+        <w:rPr>
+          <w:rFonts w:hint="default"/>
+          <w:b/>
+          <w:bCs/>
+        </w:rPr>
+      </w:pPr>
+      <w:r>
+        <w:rPr>
+          <w:rFonts w:hint="default"/>
+          <w:b/>
+          <w:bCs/>
+        </w:rPr>
+        <w:t>(note :create emp_back table before writing trigger)</w:t>
+      </w:r>
+    </w:p>
+    <w:p>
+      <w:pPr>
+        <w:rPr>
+          <w:rFonts w:hint="default"/>
+          <w:b/>
+          <w:bCs/>
+        </w:rPr>
+      </w:pPr>
+      <w:r>
+        <w:rPr>
+          <w:rFonts w:hint="default"/>
+          <w:b/>
+          <w:bCs/>
+        </w:rPr>
+        <w:t>----- to create emp_back table</w:t>
+      </w:r>
+    </w:p>
+    <w:p>
+      <w:pPr>
+        <w:rPr>
+          <w:rFonts w:hint="default"/>
+          <w:b/>
+          <w:bCs/>
+        </w:rPr>
+      </w:pPr>
+      <w:r>
+        <w:rPr>
+          <w:rFonts w:hint="default"/>
+          <w:b/>
+          <w:bCs/>
+        </w:rPr>
+        <w:t>create table emp_back(</w:t>
+      </w:r>
+    </w:p>
+    <w:p>
+      <w:pPr>
+        <w:rPr>
+          <w:rFonts w:hint="default"/>
+          <w:b/>
+          <w:bCs/>
+        </w:rPr>
+      </w:pPr>
+      <w:r>
+        <w:rPr>
+          <w:rFonts w:hint="default"/>
+          <w:b/>
+          <w:bCs/>
+        </w:rPr>
+        <w:t>empno int,</w:t>
+      </w:r>
+    </w:p>
+    <w:p>
+      <w:pPr>
+        <w:rPr>
+          <w:rFonts w:hint="default"/>
+          <w:b/>
+          <w:bCs/>
+        </w:rPr>
+      </w:pPr>
+      <w:r>
+        <w:rPr>
+          <w:rFonts w:hint="default"/>
+          <w:b/>
+          <w:bCs/>
+        </w:rPr>
+        <w:t>ename varchar(20),</w:t>
+      </w:r>
+    </w:p>
+    <w:p>
+      <w:pPr>
+        <w:rPr>
+          <w:rFonts w:hint="default"/>
+          <w:b/>
+          <w:bCs/>
+        </w:rPr>
+      </w:pPr>
+      <w:r>
+        <w:rPr>
+          <w:rFonts w:hint="default"/>
+          <w:b/>
+          <w:bCs/>
+        </w:rPr>
+        <w:t>oldsal decimal(9,2),</w:t>
+      </w:r>
+    </w:p>
+    <w:p>
+      <w:pPr>
+        <w:rPr>
+          <w:rFonts w:hint="default"/>
+          <w:b/>
+          <w:bCs/>
+        </w:rPr>
+      </w:pPr>
+      <w:r>
+        <w:rPr>
+          <w:rFonts w:hint="default"/>
+          <w:b/>
+          <w:bCs/>
+        </w:rPr>
+        <w:t>newsal decimal(9,2)</w:t>
+      </w:r>
+    </w:p>
+    <w:p>
+      <w:pPr>
+        <w:rPr>
+          <w:rFonts w:hint="default"/>
+          <w:b/>
+          <w:bCs/>
+        </w:rPr>
+      </w:pPr>
+      <w:r>
+        <w:rPr>
+          <w:rFonts w:hint="default"/>
+          <w:b/>
+          <w:bCs/>
+        </w:rPr>
+        <w:t>)</w:t>
+      </w:r>
+    </w:p>
+    <w:p>
+      <w:pPr>
+        <w:rPr>
+          <w:rFonts w:hint="default"/>
+          <w:b/>
+          <w:bCs/>
+        </w:rPr>
+      </w:pPr>
+      <w:r>
+        <w:rPr>
+          <w:rFonts w:hint="default"/>
+          <w:b/>
+          <w:bCs/>
+        </w:rPr>
+        <w:t>(note :</w:t>
+      </w:r>
+    </w:p>
+    <w:p>
+      <w:pPr>
+        <w:rPr>
+          <w:rFonts w:hint="default"/>
+          <w:b/>
+          <w:bCs/>
+        </w:rPr>
+      </w:pPr>
+      <w:r>
+        <w:rPr>
+          <w:rFonts w:hint="default"/>
+          <w:b/>
+          <w:bCs/>
+        </w:rPr>
+        <w:t>execute procedure written in Q8 and</w:t>
+      </w:r>
+    </w:p>
+    <w:p>
+      <w:pPr>
+        <w:rPr>
+          <w:rFonts w:hint="default"/>
+          <w:b/>
+          <w:bCs/>
+        </w:rPr>
+      </w:pPr>
+      <w:r>
+        <w:rPr>
+          <w:rFonts w:hint="default"/>
+          <w:b/>
+          <w:bCs/>
+        </w:rPr>
+        <w:t>check the entries in EMP_back table after execution of the procedure)</w:t>
+      </w:r>
+    </w:p>
+    <w:p>
+      <w:pPr>
+        <w:rPr>
+          <w:rFonts w:hint="default"/>
+          <w:b/>
+          <w:bCs/>
+        </w:rPr>
+      </w:pPr>
+    </w:p>
+    <w:p>
+      <w:pPr>
+        <w:rPr>
+          <w:rFonts w:hint="default"/>
+          <w:b/>
+          <w:bCs/>
+        </w:rPr>
+      </w:pPr>
+      <w:r>
+        <w:rPr>
+          <w:rFonts w:hint="default"/>
+          <w:b/>
+          <w:bCs/>
+        </w:rPr>
+        <w:t>2. Write a trigger which add entry in audit table when user tries to insert or delete</w:t>
+      </w:r>
+    </w:p>
+    <w:p>
+      <w:pPr>
+        <w:rPr>
+          <w:rFonts w:hint="default"/>
+          <w:b/>
+          <w:bCs/>
+        </w:rPr>
+      </w:pPr>
+      <w:r>
+        <w:rPr>
+          <w:rFonts w:hint="default"/>
+          <w:b/>
+          <w:bCs/>
+        </w:rPr>
+        <w:t>records in employee table store empno,name,username and date on which</w:t>
+      </w:r>
+    </w:p>
+    <w:p>
+      <w:pPr>
+        <w:rPr>
+          <w:rFonts w:hint="default"/>
+          <w:b/>
+          <w:bCs/>
+        </w:rPr>
+      </w:pPr>
+      <w:r>
+        <w:rPr>
+          <w:rFonts w:hint="default"/>
+          <w:b/>
+          <w:bCs/>
+        </w:rPr>
+        <w:t>operation performed and which action is done insert or delete. in emp_audit table.</w:t>
+      </w:r>
+    </w:p>
+    <w:p>
+      <w:pPr>
+        <w:rPr>
+          <w:rFonts w:hint="default"/>
+          <w:b/>
+          <w:bCs/>
+        </w:rPr>
+      </w:pPr>
+      <w:r>
+        <w:rPr>
+          <w:rFonts w:hint="default"/>
+          <w:b/>
+          <w:bCs/>
+        </w:rPr>
+        <w:t>create table before writing trigger.</w:t>
+      </w:r>
+    </w:p>
+    <w:p>
+      <w:pPr>
+        <w:rPr>
+          <w:rFonts w:hint="default"/>
+          <w:b/>
+          <w:bCs/>
+        </w:rPr>
+      </w:pPr>
+      <w:r>
+        <w:rPr>
+          <w:rFonts w:hint="default"/>
+          <w:b/>
+          <w:bCs/>
+        </w:rPr>
+        <w:t>create table empaudit(</w:t>
+      </w:r>
+    </w:p>
+    <w:p>
+      <w:pPr>
+        <w:rPr>
+          <w:rFonts w:hint="default"/>
+          <w:b/>
+          <w:bCs/>
+        </w:rPr>
+      </w:pPr>
+      <w:r>
+        <w:rPr>
+          <w:rFonts w:hint="default"/>
+          <w:b/>
+          <w:bCs/>
+        </w:rPr>
+        <w:t>empno int;</w:t>
+      </w:r>
+    </w:p>
+    <w:p>
+      <w:pPr>
+        <w:rPr>
+          <w:rFonts w:hint="default"/>
+          <w:b/>
+          <w:bCs/>
+        </w:rPr>
+      </w:pPr>
+      <w:r>
+        <w:rPr>
+          <w:rFonts w:hint="default"/>
+          <w:b/>
+          <w:bCs/>
+        </w:rPr>
+        <w:t>ename varchar(20),</w:t>
+      </w:r>
+    </w:p>
+    <w:p>
+      <w:pPr>
+        <w:rPr>
+          <w:rFonts w:hint="default"/>
+          <w:b/>
+          <w:bCs/>
+        </w:rPr>
+      </w:pPr>
+      <w:r>
+        <w:rPr>
+          <w:rFonts w:hint="default"/>
+          <w:b/>
+          <w:bCs/>
+        </w:rPr>
+        <w:t>username varchar(20);</w:t>
+      </w:r>
+    </w:p>
+    <w:p>
+      <w:pPr>
+        <w:rPr>
+          <w:rFonts w:hint="default"/>
+          <w:b/>
+          <w:bCs/>
+        </w:rPr>
+      </w:pPr>
+      <w:r>
+        <w:rPr>
+          <w:rFonts w:hint="default"/>
+          <w:b/>
+          <w:bCs/>
+        </w:rPr>
+        <w:t>chdate date;</w:t>
+      </w:r>
+    </w:p>
+    <w:p>
+      <w:pPr>
+        <w:rPr>
+          <w:rFonts w:hint="default"/>
+          <w:b/>
+          <w:bCs/>
+        </w:rPr>
+      </w:pPr>
+      <w:r>
+        <w:rPr>
+          <w:rFonts w:hint="default"/>
+          <w:b/>
+          <w:bCs/>
+        </w:rPr>
+        <w:t>action varchar(20)</w:t>
+      </w:r>
+    </w:p>
+    <w:p>
+      <w:pPr>
+        <w:rPr>
+          <w:rFonts w:hint="default"/>
+          <w:b/>
+          <w:bCs/>
+        </w:rPr>
+      </w:pPr>
+      <w:r>
+        <w:rPr>
+          <w:rFonts w:hint="default"/>
+          <w:b/>
+          <w:bCs/>
+        </w:rPr>
+        <w:t>);</w:t>
+      </w:r>
+    </w:p>
+    <w:p>
+      <w:pPr>
+        <w:rPr>
+          <w:rFonts w:hint="default"/>
+          <w:b/>
+          <w:bCs/>
+        </w:rPr>
+      </w:pPr>
+      <w:r>
+        <w:rPr>
+          <w:rFonts w:hint="default"/>
+          <w:b/>
+          <w:bCs/>
+        </w:rPr>
+        <w:t>3. Create table vehicle_history. Write a trigger to store old vehicleprice and new vehicle</w:t>
+      </w:r>
+    </w:p>
+    <w:p>
+      <w:pPr>
+        <w:rPr>
+          <w:rFonts w:hint="default"/>
+          <w:b/>
+          <w:bCs/>
+        </w:rPr>
+      </w:pPr>
+      <w:r>
+        <w:rPr>
+          <w:rFonts w:hint="default"/>
+          <w:b/>
+          <w:bCs/>
+        </w:rPr>
+        <w:t>price in history table before you update price in vehicle table</w:t>
+      </w:r>
+    </w:p>
+    <w:p>
+      <w:pPr>
+        <w:rPr>
+          <w:rFonts w:hint="default"/>
+          <w:b/>
+          <w:bCs/>
+        </w:rPr>
+      </w:pPr>
+      <w:r>
+        <w:rPr>
+          <w:rFonts w:hint="default"/>
+          <w:b/>
+          <w:bCs/>
+        </w:rPr>
+        <w:t>(note: use vehicle table).</w:t>
+      </w:r>
+    </w:p>
+    <w:p>
+      <w:pPr>
+        <w:rPr>
+          <w:rFonts w:hint="default"/>
+          <w:b/>
+          <w:bCs/>
+        </w:rPr>
+      </w:pPr>
+      <w:r>
+        <w:rPr>
+          <w:rFonts w:hint="default"/>
+          <w:b/>
+          <w:bCs/>
+        </w:rPr>
+        <w:t>create table vehicle_history(</w:t>
+      </w:r>
+    </w:p>
+    <w:p>
+      <w:pPr>
+        <w:rPr>
+          <w:rFonts w:hint="default"/>
+          <w:b/>
+          <w:bCs/>
+        </w:rPr>
+      </w:pPr>
+      <w:r>
+        <w:rPr>
+          <w:rFonts w:hint="default"/>
+          <w:b/>
+          <w:bCs/>
+        </w:rPr>
+        <w:t>vno int,</w:t>
+      </w:r>
+    </w:p>
+    <w:p>
+      <w:pPr>
+        <w:rPr>
+          <w:rFonts w:hint="default"/>
+          <w:b/>
+          <w:bCs/>
+        </w:rPr>
+      </w:pPr>
+      <w:r>
+        <w:rPr>
+          <w:rFonts w:hint="default"/>
+          <w:b/>
+          <w:bCs/>
+        </w:rPr>
+        <w:t>vname varchar(20),</w:t>
+      </w:r>
+    </w:p>
+    <w:p>
+      <w:pPr>
+        <w:rPr>
+          <w:rFonts w:hint="default"/>
+          <w:b/>
+          <w:bCs/>
+        </w:rPr>
+      </w:pPr>
+      <w:r>
+        <w:rPr>
+          <w:rFonts w:hint="default"/>
+          <w:b/>
+          <w:bCs/>
+        </w:rPr>
+        <w:t>oldprice decimal(9,2),</w:t>
+      </w:r>
+    </w:p>
+    <w:p>
+      <w:pPr>
+        <w:rPr>
+          <w:rFonts w:hint="default"/>
+          <w:b/>
+          <w:bCs/>
+        </w:rPr>
+      </w:pPr>
+      <w:r>
+        <w:rPr>
+          <w:rFonts w:hint="default"/>
+          <w:b/>
+          <w:bCs/>
+        </w:rPr>
+        <w:t>newprice decimal(9,2),</w:t>
+      </w:r>
+    </w:p>
+    <w:p>
+      <w:pPr>
+        <w:rPr>
+          <w:rFonts w:hint="default"/>
+          <w:b/>
+          <w:bCs/>
+        </w:rPr>
+      </w:pPr>
+      <w:r>
+        <w:rPr>
+          <w:rFonts w:hint="default"/>
+          <w:b/>
+          <w:bCs/>
+        </w:rPr>
+        <w:t>chdate date,</w:t>
       </w:r>
       <w:bookmarkStart w:id="0" w:name="_GoBack"/>
       <w:bookmarkEnd w:id="0"/>
-      <w:r>
-        <w:rPr>
-          <w:rFonts w:hint="default"/>
-          <w:b/>
-          <w:bCs/>
-        </w:rPr>
-        <w:t>ing information of all emp</w:t>
-      </w:r>
-    </w:p>
-    <w:p>
-      <w:pPr>
-        <w:rPr>
-          <w:rFonts w:hint="default"/>
-          <w:b/>
-          <w:bCs/>
-        </w:rPr>
-      </w:pPr>
-      <w:r>
-        <w:rPr>
-          <w:rFonts w:hint="default"/>
-          <w:b/>
-          <w:bCs/>
-        </w:rPr>
-        <w:t>Empno,Name,job,Salary,Status,deptno</w:t>
-      </w:r>
-    </w:p>
-    <w:p>
-      <w:pPr>
-        <w:rPr>
-          <w:rFonts w:hint="default"/>
-          <w:b/>
-          <w:bCs/>
-        </w:rPr>
-      </w:pPr>
-      <w:r>
-        <w:rPr>
-          <w:rFonts w:hint="default"/>
-          <w:b/>
-          <w:bCs/>
-        </w:rPr>
-        <w:t>Note: - Status will be (Greater, Lesser or Equal) respective to average salary of their own</w:t>
-      </w:r>
-    </w:p>
-    <w:p>
-      <w:pPr>
-        <w:rPr>
-          <w:rFonts w:hint="default"/>
-          <w:b/>
-          <w:bCs/>
-        </w:rPr>
-      </w:pPr>
-      <w:r>
-        <w:rPr>
-          <w:rFonts w:hint="default"/>
-          <w:b/>
-          <w:bCs/>
-        </w:rPr>
-        <w:t>department. Display an error message Emp table is empty if there is no matching</w:t>
-      </w:r>
-    </w:p>
-    <w:p>
-      <w:pPr>
-        <w:rPr>
-          <w:rFonts w:hint="default"/>
-          <w:b/>
-          <w:bCs/>
-        </w:rPr>
-      </w:pPr>
-      <w:r>
-        <w:rPr>
-          <w:rFonts w:hint="default"/>
-          <w:b/>
-          <w:bCs/>
-        </w:rPr>
-        <w:t>record.</w:t>
-      </w:r>
-    </w:p>
-    <w:p>
-      <w:pPr>
-        <w:rPr>
-          <w:rFonts w:hint="default"/>
-          <w:b/>
-          <w:bCs/>
-        </w:rPr>
-      </w:pPr>
-      <w:r>
-        <w:rPr>
-          <w:rFonts w:hint="default"/>
-          <w:b/>
-          <w:bCs/>
-        </w:rPr>
-        <w:t>8. Write a procedure to update salary in emp table based on following rules.</w:t>
-      </w:r>
-    </w:p>
-    <w:p>
-      <w:pPr>
-        <w:rPr>
-          <w:rFonts w:hint="default"/>
-          <w:b/>
-          <w:bCs/>
-        </w:rPr>
-      </w:pPr>
-      <w:r>
-        <w:rPr>
-          <w:rFonts w:hint="default"/>
-          <w:b/>
-          <w:bCs/>
-        </w:rPr>
-        <w:t>Exp&lt; =35 then no Update</w:t>
-      </w:r>
-    </w:p>
-    <w:p>
-      <w:pPr>
-        <w:rPr>
-          <w:rFonts w:hint="default"/>
-          <w:b/>
-          <w:bCs/>
-        </w:rPr>
-      </w:pPr>
-      <w:r>
-        <w:rPr>
-          <w:rFonts w:hint="default"/>
-          <w:b/>
-          <w:bCs/>
-        </w:rPr>
-        <w:t>Exp&gt; 35 and &lt;=38 then 20% of salary</w:t>
-      </w:r>
-    </w:p>
-    <w:p>
-      <w:pPr>
-        <w:rPr>
-          <w:rFonts w:hint="default"/>
-          <w:b/>
-          <w:bCs/>
-        </w:rPr>
-      </w:pPr>
-      <w:r>
-        <w:rPr>
-          <w:rFonts w:hint="default"/>
-          <w:b/>
-          <w:bCs/>
-        </w:rPr>
-        <w:t>Exp&gt; 38 then 25% of salary</w:t>
-      </w:r>
-    </w:p>
-    <w:p>
-      <w:pPr>
-        <w:rPr>
-          <w:rFonts w:hint="default"/>
-          <w:b/>
-          <w:bCs/>
-        </w:rPr>
-      </w:pPr>
-      <w:r>
-        <w:rPr>
-          <w:rFonts w:hint="default"/>
-          <w:b/>
-          <w:bCs/>
-        </w:rPr>
-        <w:t>9. Write a procedure and a function.</w:t>
-      </w:r>
-    </w:p>
-    <w:p>
-      <w:pPr>
-        <w:rPr>
-          <w:rFonts w:hint="default"/>
-          <w:b/>
-          <w:bCs/>
-        </w:rPr>
-      </w:pPr>
-      <w:r>
-        <w:rPr>
-          <w:rFonts w:hint="default"/>
-          <w:b/>
-          <w:bCs/>
-        </w:rPr>
-        <w:t>Function: write a function to calculate number of years of experience of employee.(note:</w:t>
-      </w:r>
-    </w:p>
-    <w:p>
-      <w:pPr>
-        <w:rPr>
-          <w:rFonts w:hint="default"/>
-          <w:b/>
-          <w:bCs/>
-        </w:rPr>
-      </w:pPr>
-      <w:r>
-        <w:rPr>
-          <w:rFonts w:hint="default"/>
-          <w:b/>
-          <w:bCs/>
-        </w:rPr>
-        <w:t>pass hiredate as a parameter)</w:t>
-      </w:r>
-    </w:p>
-    <w:p>
-      <w:pPr>
-        <w:rPr>
-          <w:rFonts w:hint="default"/>
-          <w:b/>
-          <w:bCs/>
-        </w:rPr>
-      </w:pPr>
-      <w:r>
-        <w:rPr>
-          <w:rFonts w:hint="default"/>
-          <w:b/>
-          <w:bCs/>
-        </w:rPr>
-        <w:t>Procedure: Capture the value returned by the above function to calculate the additional</w:t>
-      </w:r>
-    </w:p>
-    <w:p>
-      <w:pPr>
-        <w:rPr>
-          <w:rFonts w:hint="default"/>
-          <w:b/>
-          <w:bCs/>
-        </w:rPr>
-      </w:pPr>
-      <w:r>
-        <w:rPr>
-          <w:rFonts w:hint="default"/>
-          <w:b/>
-          <w:bCs/>
-        </w:rPr>
-        <w:t>allowance for the emp based on the experience.</w:t>
-      </w:r>
-    </w:p>
-    <w:p>
-      <w:pPr>
-        <w:rPr>
-          <w:rFonts w:hint="default"/>
-          <w:b/>
-          <w:bCs/>
-        </w:rPr>
-      </w:pPr>
-    </w:p>
-    <w:p>
-      <w:pPr>
-        <w:rPr>
-          <w:rFonts w:hint="default"/>
-          <w:b/>
-          <w:bCs/>
-        </w:rPr>
-      </w:pPr>
-      <w:r>
-        <w:rPr>
-          <w:rFonts w:hint="default"/>
-          <w:b/>
-          <w:bCs/>
-        </w:rPr>
-        <w:t>Additional Allowance = Year of experience x 3000</w:t>
-      </w:r>
-    </w:p>
-    <w:p>
-      <w:pPr>
-        <w:rPr>
-          <w:rFonts w:hint="default"/>
-          <w:b/>
-          <w:bCs/>
-        </w:rPr>
-      </w:pPr>
-      <w:r>
-        <w:rPr>
-          <w:rFonts w:hint="default"/>
-          <w:b/>
-          <w:bCs/>
-        </w:rPr>
-        <w:t>Calculate the additional allowance</w:t>
-      </w:r>
-    </w:p>
-    <w:p>
-      <w:pPr>
-        <w:rPr>
-          <w:rFonts w:hint="default"/>
-          <w:b/>
-          <w:bCs/>
-        </w:rPr>
-      </w:pPr>
-      <w:r>
-        <w:rPr>
-          <w:rFonts w:hint="default"/>
-          <w:b/>
-          <w:bCs/>
-        </w:rPr>
-        <w:t>and store Empno, ename,Date of Joining, and Experience in</w:t>
-      </w:r>
-    </w:p>
-    <w:p>
-      <w:pPr>
-        <w:rPr>
-          <w:rFonts w:hint="default"/>
-          <w:b/>
-          <w:bCs/>
-        </w:rPr>
-      </w:pPr>
-      <w:r>
-        <w:rPr>
-          <w:rFonts w:hint="default"/>
-          <w:b/>
-          <w:bCs/>
-        </w:rPr>
-        <w:t>years and additional allowance in Emp_Allowance table.</w:t>
-      </w:r>
-    </w:p>
-    <w:p>
-      <w:pPr>
-        <w:rPr>
-          <w:rFonts w:hint="default"/>
-          <w:b/>
-          <w:bCs/>
-        </w:rPr>
-      </w:pPr>
-      <w:r>
-        <w:rPr>
-          <w:rFonts w:hint="default"/>
-          <w:b/>
-          <w:bCs/>
-        </w:rPr>
-        <w:t>create table emp_allowance(</w:t>
-      </w:r>
-    </w:p>
-    <w:p>
-      <w:pPr>
-        <w:rPr>
-          <w:rFonts w:hint="default"/>
-          <w:b/>
-          <w:bCs/>
-        </w:rPr>
-      </w:pPr>
-      <w:r>
-        <w:rPr>
-          <w:rFonts w:hint="default"/>
-          <w:b/>
-          <w:bCs/>
-        </w:rPr>
-        <w:t>empno int,</w:t>
-      </w:r>
-    </w:p>
-    <w:p>
-      <w:pPr>
-        <w:rPr>
-          <w:rFonts w:hint="default"/>
-          <w:b/>
-          <w:bCs/>
-        </w:rPr>
-      </w:pPr>
-      <w:r>
-        <w:rPr>
-          <w:rFonts w:hint="default"/>
-          <w:b/>
-          <w:bCs/>
-        </w:rPr>
-        <w:t>ename varchar(20),</w:t>
-      </w:r>
-    </w:p>
-    <w:p>
-      <w:pPr>
-        <w:rPr>
-          <w:rFonts w:hint="default"/>
-          <w:b/>
-          <w:bCs/>
-        </w:rPr>
-      </w:pPr>
-      <w:r>
-        <w:rPr>
-          <w:rFonts w:hint="default"/>
-          <w:b/>
-          <w:bCs/>
-        </w:rPr>
-        <w:t>hiredate date,</w:t>
-      </w:r>
-    </w:p>
-    <w:p>
-      <w:pPr>
-        <w:rPr>
-          <w:rFonts w:hint="default"/>
-          <w:b/>
-          <w:bCs/>
-        </w:rPr>
-      </w:pPr>
-      <w:r>
-        <w:rPr>
-          <w:rFonts w:hint="default"/>
-          <w:b/>
-          <w:bCs/>
-        </w:rPr>
-        <w:t>experience int,</w:t>
-      </w:r>
-    </w:p>
-    <w:p>
-      <w:pPr>
-        <w:rPr>
-          <w:rFonts w:hint="default"/>
-          <w:b/>
-          <w:bCs/>
-        </w:rPr>
-      </w:pPr>
-      <w:r>
-        <w:rPr>
-          <w:rFonts w:hint="default"/>
-          <w:b/>
-          <w:bCs/>
-        </w:rPr>
-        <w:t>allowance decimal(9,2));</w:t>
-      </w:r>
-    </w:p>
-    <w:p>
-      <w:pPr>
-        <w:rPr>
-          <w:rFonts w:hint="default"/>
-          <w:b/>
-          <w:bCs/>
-        </w:rPr>
-      </w:pPr>
-    </w:p>
-    <w:p>
-      <w:pPr>
-        <w:rPr>
-          <w:rFonts w:hint="default"/>
-          <w:b/>
-          <w:bCs/>
-        </w:rPr>
-      </w:pPr>
-      <w:r>
-        <w:rPr>
-          <w:rFonts w:hint="default"/>
-          <w:b/>
-          <w:bCs/>
-        </w:rPr>
-        <w:t>10. Write a function to compute the following. Function should take sal and hiredate</w:t>
-      </w:r>
-    </w:p>
-    <w:p>
-      <w:pPr>
-        <w:rPr>
-          <w:rFonts w:hint="default"/>
-          <w:b/>
-          <w:bCs/>
-        </w:rPr>
-      </w:pPr>
-      <w:r>
-        <w:rPr>
-          <w:rFonts w:hint="default"/>
-          <w:b/>
-          <w:bCs/>
-        </w:rPr>
-        <w:t>as i/p and return the cost to company.</w:t>
-      </w:r>
-    </w:p>
-    <w:p>
-      <w:pPr>
-        <w:rPr>
-          <w:rFonts w:hint="default"/>
-          <w:b/>
-          <w:bCs/>
-        </w:rPr>
-      </w:pPr>
-      <w:r>
-        <w:rPr>
-          <w:rFonts w:hint="default"/>
-          <w:b/>
-          <w:bCs/>
-        </w:rPr>
-        <w:t>DA = 15% Salary, HRA= 20% of Salary, TA= 8% of Salary.</w:t>
-      </w:r>
-    </w:p>
-    <w:p>
-      <w:pPr>
-        <w:rPr>
-          <w:rFonts w:hint="default"/>
-          <w:b/>
-          <w:bCs/>
-        </w:rPr>
-      </w:pPr>
-      <w:r>
-        <w:rPr>
-          <w:rFonts w:hint="default"/>
-          <w:b/>
-          <w:bCs/>
-        </w:rPr>
-        <w:t>Special Allowance will be decided based on the service in the company.</w:t>
-      </w:r>
-    </w:p>
-    <w:p>
-      <w:pPr>
-        <w:rPr>
-          <w:rFonts w:hint="default"/>
-          <w:b/>
-          <w:bCs/>
-        </w:rPr>
-      </w:pPr>
-      <w:r>
-        <w:rPr>
-          <w:rFonts w:hint="default"/>
-          <w:b/>
-          <w:bCs/>
-        </w:rPr>
-        <w:t>&lt; 1 Year Nil</w:t>
-      </w:r>
-    </w:p>
-    <w:p>
-      <w:pPr>
-        <w:rPr>
-          <w:rFonts w:hint="default"/>
-          <w:b/>
-          <w:bCs/>
-        </w:rPr>
-      </w:pPr>
-      <w:r>
-        <w:rPr>
-          <w:rFonts w:hint="default"/>
-          <w:b/>
-          <w:bCs/>
-        </w:rPr>
-        <w:t>&gt;=1 Year&lt; 2 Year 10% of Salary</w:t>
-      </w:r>
-    </w:p>
-    <w:p>
-      <w:pPr>
-        <w:rPr>
-          <w:rFonts w:hint="default"/>
-          <w:b/>
-          <w:bCs/>
-        </w:rPr>
-      </w:pPr>
-      <w:r>
-        <w:rPr>
-          <w:rFonts w:hint="default"/>
-          <w:b/>
-          <w:bCs/>
-        </w:rPr>
-        <w:t>&gt;=2 Year&lt; 4 Year 20% of Salary</w:t>
-      </w:r>
-    </w:p>
-    <w:p>
-      <w:pPr>
-        <w:rPr>
-          <w:rFonts w:hint="default"/>
-          <w:b/>
-          <w:bCs/>
-        </w:rPr>
-      </w:pPr>
-      <w:r>
-        <w:rPr>
-          <w:rFonts w:hint="default"/>
-          <w:b/>
-          <w:bCs/>
-        </w:rPr>
-        <w:t>&gt;4 Year 30% of Salary</w:t>
-      </w:r>
-    </w:p>
-    <w:p>
-      <w:pPr>
-        <w:rPr>
-          <w:rFonts w:hint="default"/>
-          <w:b/>
-          <w:bCs/>
-        </w:rPr>
-      </w:pPr>
-      <w:r>
-        <w:rPr>
-          <w:rFonts w:hint="default"/>
-          <w:b/>
-          <w:bCs/>
-        </w:rPr>
-        <w:t>11. Write query to display empno,ename,sal,cost to company for all employees(note:</w:t>
-      </w:r>
-    </w:p>
-    <w:p>
-      <w:pPr>
-        <w:rPr>
-          <w:rFonts w:hint="default"/>
-          <w:b/>
-          <w:bCs/>
-        </w:rPr>
-      </w:pPr>
-      <w:r>
-        <w:rPr>
-          <w:rFonts w:hint="default"/>
-          <w:b/>
-          <w:bCs/>
-        </w:rPr>
-        <w:t>use function written in question 10)</w:t>
-      </w:r>
-    </w:p>
-    <w:p>
-      <w:pPr>
-        <w:rPr>
-          <w:rFonts w:hint="default"/>
-          <w:b/>
-          <w:bCs/>
-        </w:rPr>
-      </w:pPr>
-    </w:p>
-    <w:p>
-      <w:pPr>
-        <w:rPr>
-          <w:rFonts w:hint="default"/>
-          <w:b/>
-          <w:bCs/>
-        </w:rPr>
-      </w:pPr>
-      <w:r>
-        <w:rPr>
-          <w:rFonts w:hint="default"/>
-          <w:b/>
-          <w:bCs/>
-        </w:rPr>
-        <w:t>Q2. Write trigger</w:t>
-      </w:r>
-    </w:p>
-    <w:p>
-      <w:pPr>
-        <w:rPr>
-          <w:rFonts w:hint="default"/>
-          <w:b/>
-          <w:bCs/>
-        </w:rPr>
-      </w:pPr>
-      <w:r>
-        <w:rPr>
-          <w:rFonts w:hint="default"/>
-          <w:b/>
-          <w:bCs/>
-        </w:rPr>
-        <w:t>1. Write a tigger to store the old salary details in Emp _Back (Emp _Back has the</w:t>
-      </w:r>
-    </w:p>
-    <w:p>
-      <w:pPr>
-        <w:rPr>
-          <w:rFonts w:hint="default"/>
-          <w:b/>
-          <w:bCs/>
-        </w:rPr>
-      </w:pPr>
-      <w:r>
-        <w:rPr>
-          <w:rFonts w:hint="default"/>
-          <w:b/>
-          <w:bCs/>
-        </w:rPr>
-        <w:t>same structure as emp table without any</w:t>
-      </w:r>
-    </w:p>
-    <w:p>
-      <w:pPr>
-        <w:rPr>
-          <w:rFonts w:hint="default"/>
-          <w:b/>
-          <w:bCs/>
-        </w:rPr>
-      </w:pPr>
-      <w:r>
-        <w:rPr>
-          <w:rFonts w:hint="default"/>
-          <w:b/>
-          <w:bCs/>
-        </w:rPr>
-        <w:t>constraint) table.</w:t>
-      </w:r>
-    </w:p>
-    <w:p>
-      <w:pPr>
-        <w:rPr>
-          <w:rFonts w:hint="default"/>
-          <w:b/>
-          <w:bCs/>
-        </w:rPr>
-      </w:pPr>
-      <w:r>
-        <w:rPr>
-          <w:rFonts w:hint="default"/>
-          <w:b/>
-          <w:bCs/>
-        </w:rPr>
-        <w:t>(note :create emp_back table before writing trigger)</w:t>
-      </w:r>
-    </w:p>
-    <w:p>
-      <w:pPr>
-        <w:rPr>
-          <w:rFonts w:hint="default"/>
-          <w:b/>
-          <w:bCs/>
-        </w:rPr>
-      </w:pPr>
-      <w:r>
-        <w:rPr>
-          <w:rFonts w:hint="default"/>
-          <w:b/>
-          <w:bCs/>
-        </w:rPr>
-        <w:t>----- to create emp_back table</w:t>
-      </w:r>
-    </w:p>
-    <w:p>
-      <w:pPr>
-        <w:rPr>
-          <w:rFonts w:hint="default"/>
-          <w:b/>
-          <w:bCs/>
-        </w:rPr>
-      </w:pPr>
-      <w:r>
-        <w:rPr>
-          <w:rFonts w:hint="default"/>
-          <w:b/>
-          <w:bCs/>
-        </w:rPr>
-        <w:t>create table emp_back(</w:t>
-      </w:r>
-    </w:p>
-    <w:p>
-      <w:pPr>
-        <w:rPr>
-          <w:rFonts w:hint="default"/>
-          <w:b/>
-          <w:bCs/>
-        </w:rPr>
-      </w:pPr>
-      <w:r>
-        <w:rPr>
-          <w:rFonts w:hint="default"/>
-          <w:b/>
-          <w:bCs/>
-        </w:rPr>
-        <w:t>empno int,</w:t>
-      </w:r>
-    </w:p>
-    <w:p>
-      <w:pPr>
-        <w:rPr>
-          <w:rFonts w:hint="default"/>
-          <w:b/>
-          <w:bCs/>
-        </w:rPr>
-      </w:pPr>
-      <w:r>
-        <w:rPr>
-          <w:rFonts w:hint="default"/>
-          <w:b/>
-          <w:bCs/>
-        </w:rPr>
-        <w:t>ename varchar(20),</w:t>
-      </w:r>
-    </w:p>
-    <w:p>
-      <w:pPr>
-        <w:rPr>
-          <w:rFonts w:hint="default"/>
-          <w:b/>
-          <w:bCs/>
-        </w:rPr>
-      </w:pPr>
-      <w:r>
-        <w:rPr>
-          <w:rFonts w:hint="default"/>
-          <w:b/>
-          <w:bCs/>
-        </w:rPr>
-        <w:t>oldsal decimal(9,2),</w:t>
-      </w:r>
-    </w:p>
-    <w:p>
-      <w:pPr>
-        <w:rPr>
-          <w:rFonts w:hint="default"/>
-          <w:b/>
-          <w:bCs/>
-        </w:rPr>
-      </w:pPr>
-      <w:r>
-        <w:rPr>
-          <w:rFonts w:hint="default"/>
-          <w:b/>
-          <w:bCs/>
-        </w:rPr>
-        <w:t>newsal decimal(9,2)</w:t>
-      </w:r>
-    </w:p>
-    <w:p>
-      <w:pPr>
-        <w:rPr>
-          <w:rFonts w:hint="default"/>
-          <w:b/>
-          <w:bCs/>
-        </w:rPr>
-      </w:pPr>
-      <w:r>
-        <w:rPr>
-          <w:rFonts w:hint="default"/>
-          <w:b/>
-          <w:bCs/>
-        </w:rPr>
-        <w:t>)</w:t>
-      </w:r>
-    </w:p>
-    <w:p>
-      <w:pPr>
-        <w:rPr>
-          <w:rFonts w:hint="default"/>
-          <w:b/>
-          <w:bCs/>
-        </w:rPr>
-      </w:pPr>
-      <w:r>
-        <w:rPr>
-          <w:rFonts w:hint="default"/>
-          <w:b/>
-          <w:bCs/>
-        </w:rPr>
-        <w:t>(note :</w:t>
-      </w:r>
-    </w:p>
-    <w:p>
-      <w:pPr>
-        <w:rPr>
-          <w:rFonts w:hint="default"/>
-          <w:b/>
-          <w:bCs/>
-        </w:rPr>
-      </w:pPr>
-      <w:r>
-        <w:rPr>
-          <w:rFonts w:hint="default"/>
-          <w:b/>
-          <w:bCs/>
-        </w:rPr>
-        <w:t>execute procedure written in Q8 and</w:t>
-      </w:r>
-    </w:p>
-    <w:p>
-      <w:pPr>
-        <w:rPr>
-          <w:rFonts w:hint="default"/>
-          <w:b/>
-          <w:bCs/>
-        </w:rPr>
-      </w:pPr>
-      <w:r>
-        <w:rPr>
-          <w:rFonts w:hint="default"/>
-          <w:b/>
-          <w:bCs/>
-        </w:rPr>
-        <w:t>check the entries in EMP_back table after execution of the procedure)</w:t>
-      </w:r>
-    </w:p>
-    <w:p>
-      <w:pPr>
-        <w:rPr>
-          <w:rFonts w:hint="default"/>
-          <w:b/>
-          <w:bCs/>
-        </w:rPr>
-      </w:pPr>
-    </w:p>
-    <w:p>
-      <w:pPr>
-        <w:rPr>
-          <w:rFonts w:hint="default"/>
-          <w:b/>
-          <w:bCs/>
-        </w:rPr>
-      </w:pPr>
-      <w:r>
-        <w:rPr>
-          <w:rFonts w:hint="default"/>
-          <w:b/>
-          <w:bCs/>
-        </w:rPr>
-        <w:t>2. Write a trigger which add entry in audit table when user tries to insert or delete</w:t>
-      </w:r>
-    </w:p>
-    <w:p>
-      <w:pPr>
-        <w:rPr>
-          <w:rFonts w:hint="default"/>
-          <w:b/>
-          <w:bCs/>
-        </w:rPr>
-      </w:pPr>
-      <w:r>
-        <w:rPr>
-          <w:rFonts w:hint="default"/>
-          <w:b/>
-          <w:bCs/>
-        </w:rPr>
-        <w:t>records in employee table store empno,name,username and date on which</w:t>
-      </w:r>
-    </w:p>
-    <w:p>
-      <w:pPr>
-        <w:rPr>
-          <w:rFonts w:hint="default"/>
-          <w:b/>
-          <w:bCs/>
-        </w:rPr>
-      </w:pPr>
-      <w:r>
-        <w:rPr>
-          <w:rFonts w:hint="default"/>
-          <w:b/>
-          <w:bCs/>
-        </w:rPr>
-        <w:t>operation performed and which action is done insert or delete. in emp_audit table.</w:t>
-      </w:r>
-    </w:p>
-    <w:p>
-      <w:pPr>
-        <w:rPr>
-          <w:rFonts w:hint="default"/>
-          <w:b/>
-          <w:bCs/>
-        </w:rPr>
-      </w:pPr>
-      <w:r>
-        <w:rPr>
-          <w:rFonts w:hint="default"/>
-          <w:b/>
-          <w:bCs/>
-        </w:rPr>
-        <w:t>create table before writing trigger.</w:t>
-      </w:r>
-    </w:p>
-    <w:p>
-      <w:pPr>
-        <w:rPr>
-          <w:rFonts w:hint="default"/>
-          <w:b/>
-          <w:bCs/>
-        </w:rPr>
-      </w:pPr>
-      <w:r>
-        <w:rPr>
-          <w:rFonts w:hint="default"/>
-          <w:b/>
-          <w:bCs/>
-        </w:rPr>
-        <w:t>create table empaudit(</w:t>
-      </w:r>
-    </w:p>
-    <w:p>
-      <w:pPr>
-        <w:rPr>
-          <w:rFonts w:hint="default"/>
-          <w:b/>
-          <w:bCs/>
-        </w:rPr>
-      </w:pPr>
-      <w:r>
-        <w:rPr>
-          <w:rFonts w:hint="default"/>
-          <w:b/>
-          <w:bCs/>
-        </w:rPr>
-        <w:t>empno int;</w:t>
-      </w:r>
-    </w:p>
-    <w:p>
-      <w:pPr>
-        <w:rPr>
-          <w:rFonts w:hint="default"/>
-          <w:b/>
-          <w:bCs/>
-        </w:rPr>
-      </w:pPr>
-      <w:r>
-        <w:rPr>
-          <w:rFonts w:hint="default"/>
-          <w:b/>
-          <w:bCs/>
-        </w:rPr>
-        <w:t>ename varchar(20),</w:t>
-      </w:r>
-    </w:p>
-    <w:p>
-      <w:pPr>
-        <w:rPr>
-          <w:rFonts w:hint="default"/>
-          <w:b/>
-          <w:bCs/>
-        </w:rPr>
-      </w:pPr>
-      <w:r>
-        <w:rPr>
-          <w:rFonts w:hint="default"/>
-          <w:b/>
-          <w:bCs/>
-        </w:rPr>
-        <w:t>username varchar(20);</w:t>
-      </w:r>
-    </w:p>
-    <w:p>
-      <w:pPr>
-        <w:rPr>
-          <w:rFonts w:hint="default"/>
-          <w:b/>
-          <w:bCs/>
-        </w:rPr>
-      </w:pPr>
-      <w:r>
-        <w:rPr>
-          <w:rFonts w:hint="default"/>
-          <w:b/>
-          <w:bCs/>
-        </w:rPr>
-        <w:t>chdate date;</w:t>
-      </w:r>
-    </w:p>
-    <w:p>
-      <w:pPr>
-        <w:rPr>
-          <w:rFonts w:hint="default"/>
-          <w:b/>
-          <w:bCs/>
-        </w:rPr>
-      </w:pPr>
-      <w:r>
-        <w:rPr>
-          <w:rFonts w:hint="default"/>
-          <w:b/>
-          <w:bCs/>
-        </w:rPr>
-        <w:t>action varchar(20)</w:t>
-      </w:r>
-    </w:p>
-    <w:p>
-      <w:pPr>
-        <w:rPr>
-          <w:rFonts w:hint="default"/>
-          <w:b/>
-          <w:bCs/>
-        </w:rPr>
-      </w:pPr>
-      <w:r>
-        <w:rPr>
-          <w:rFonts w:hint="default"/>
-          <w:b/>
-          <w:bCs/>
-        </w:rPr>
-        <w:t>);</w:t>
-      </w:r>
-    </w:p>
-    <w:p>
-      <w:pPr>
-        <w:rPr>
-          <w:rFonts w:hint="default"/>
-          <w:b/>
-          <w:bCs/>
-        </w:rPr>
-      </w:pPr>
-      <w:r>
-        <w:rPr>
-          <w:rFonts w:hint="default"/>
-          <w:b/>
-          <w:bCs/>
-        </w:rPr>
-        <w:t>3. Create table vehicle_history. Write a trigger to store old vehicleprice and new vehicle</w:t>
-      </w:r>
-    </w:p>
-    <w:p>
-      <w:pPr>
-        <w:rPr>
-          <w:rFonts w:hint="default"/>
-          <w:b/>
-          <w:bCs/>
-        </w:rPr>
-      </w:pPr>
-      <w:r>
-        <w:rPr>
-          <w:rFonts w:hint="default"/>
-          <w:b/>
-          <w:bCs/>
-        </w:rPr>
-        <w:t>price in history table before you update price in vehicle table</w:t>
-      </w:r>
-    </w:p>
-    <w:p>
-      <w:pPr>
-        <w:rPr>
-          <w:rFonts w:hint="default"/>
-          <w:b/>
-          <w:bCs/>
-        </w:rPr>
-      </w:pPr>
-      <w:r>
-        <w:rPr>
-          <w:rFonts w:hint="default"/>
-          <w:b/>
-          <w:bCs/>
-        </w:rPr>
-        <w:t>(note: use vehicle table).</w:t>
-      </w:r>
-    </w:p>
-    <w:p>
-      <w:pPr>
-        <w:rPr>
-          <w:rFonts w:hint="default"/>
-          <w:b/>
-          <w:bCs/>
-        </w:rPr>
-      </w:pPr>
-      <w:r>
-        <w:rPr>
-          <w:rFonts w:hint="default"/>
-          <w:b/>
-          <w:bCs/>
-        </w:rPr>
-        <w:t>create table vehicle_history(</w:t>
-      </w:r>
-    </w:p>
-    <w:p>
-      <w:pPr>
-        <w:rPr>
-          <w:rFonts w:hint="default"/>
-          <w:b/>
-          <w:bCs/>
-        </w:rPr>
-      </w:pPr>
-      <w:r>
-        <w:rPr>
-          <w:rFonts w:hint="default"/>
-          <w:b/>
-          <w:bCs/>
-        </w:rPr>
-        <w:t>vno int,</w:t>
-      </w:r>
-    </w:p>
-    <w:p>
-      <w:pPr>
-        <w:rPr>
-          <w:rFonts w:hint="default"/>
-          <w:b/>
-          <w:bCs/>
-        </w:rPr>
-      </w:pPr>
-      <w:r>
-        <w:rPr>
-          <w:rFonts w:hint="default"/>
-          <w:b/>
-          <w:bCs/>
-        </w:rPr>
-        <w:t>vname varchar(20),</w:t>
-      </w:r>
-    </w:p>
-    <w:p>
-      <w:pPr>
-        <w:rPr>
-          <w:rFonts w:hint="default"/>
-          <w:b/>
-          <w:bCs/>
-        </w:rPr>
-      </w:pPr>
-      <w:r>
-        <w:rPr>
-          <w:rFonts w:hint="default"/>
-          <w:b/>
-          <w:bCs/>
-        </w:rPr>
-        <w:t>oldprice decimal(9,2),</w:t>
-      </w:r>
-    </w:p>
-    <w:p>
-      <w:pPr>
-        <w:rPr>
-          <w:rFonts w:hint="default"/>
-          <w:b/>
-          <w:bCs/>
-        </w:rPr>
-      </w:pPr>
-      <w:r>
-        <w:rPr>
-          <w:rFonts w:hint="default"/>
-          <w:b/>
-          <w:bCs/>
-        </w:rPr>
-        <w:t>newprice decimal(9,2),</w:t>
-      </w:r>
-    </w:p>
-    <w:p>
-      <w:pPr>
-        <w:rPr>
-          <w:rFonts w:hint="default"/>
-          <w:b/>
-          <w:bCs/>
-        </w:rPr>
-      </w:pPr>
-      <w:r>
-        <w:rPr>
-          <w:rFonts w:hint="default"/>
-          <w:b/>
-          <w:bCs/>
-        </w:rPr>
-        <w:t>chdate date,</w:t>
-      </w:r>
     </w:p>
     <w:p>
       <w:pPr>

--- a/DBMS/module 1/dbmas assignment 9.docx
+++ b/DBMS/module 1/dbmas assignment 9.docx
@@ -1591,6 +1591,14 @@
           <w:lang w:val="en-US"/>
         </w:rPr>
         <w:tab/>
+      </w:r>
+      <w:r>
+        <w:rPr>
+          <w:rFonts w:hint="default"/>
+          <w:b/>
+          <w:bCs/>
+          <w:lang w:val="en-US"/>
+        </w:rPr>
         <w:t>If (count(*) from emp  = 0)</w:t>
       </w:r>
     </w:p>
@@ -1611,6 +1619,14 @@
           <w:lang w:val="en-US"/>
         </w:rPr>
         <w:tab/>
+      </w:r>
+      <w:r>
+        <w:rPr>
+          <w:rFonts w:hint="default"/>
+          <w:b/>
+          <w:bCs/>
+          <w:lang w:val="en-US"/>
+        </w:rPr>
         <w:t xml:space="preserve">Then </w:t>
       </w:r>
     </w:p>
@@ -1631,16 +1647,23 @@
           <w:lang w:val="en-US"/>
         </w:rPr>
         <w:tab/>
-        <w:t/>
-      </w:r>
-      <w:r>
-        <w:rPr>
-          <w:rFonts w:hint="default"/>
-          <w:b/>
-          <w:bCs/>
-          <w:lang w:val="en-US"/>
-        </w:rPr>
-        <w:tab/>
+      </w:r>
+      <w:r>
+        <w:rPr>
+          <w:rFonts w:hint="default"/>
+          <w:b/>
+          <w:bCs/>
+          <w:lang w:val="en-US"/>
+        </w:rPr>
+        <w:tab/>
+      </w:r>
+      <w:r>
+        <w:rPr>
+          <w:rFonts w:hint="default"/>
+          <w:b/>
+          <w:bCs/>
+          <w:lang w:val="en-US"/>
+        </w:rPr>
         <w:t>Select “the size is too small” error</w:t>
       </w:r>
     </w:p>
@@ -1661,6 +1684,14 @@
           <w:lang w:val="en-US"/>
         </w:rPr>
         <w:tab/>
+      </w:r>
+      <w:r>
+        <w:rPr>
+          <w:rFonts w:hint="default"/>
+          <w:b/>
+          <w:bCs/>
+          <w:lang w:val="en-US"/>
+        </w:rPr>
         <w:t>else</w:t>
       </w:r>
     </w:p>
@@ -1681,16 +1712,23 @@
           <w:lang w:val="en-US"/>
         </w:rPr>
         <w:tab/>
-        <w:t/>
-      </w:r>
-      <w:r>
-        <w:rPr>
-          <w:rFonts w:hint="default"/>
-          <w:b/>
-          <w:bCs/>
-          <w:lang w:val="en-US"/>
-        </w:rPr>
-        <w:tab/>
+      </w:r>
+      <w:r>
+        <w:rPr>
+          <w:rFonts w:hint="default"/>
+          <w:b/>
+          <w:bCs/>
+          <w:lang w:val="en-US"/>
+        </w:rPr>
+        <w:tab/>
+      </w:r>
+      <w:r>
+        <w:rPr>
+          <w:rFonts w:hint="default"/>
+          <w:b/>
+          <w:bCs/>
+          <w:lang w:val="en-US"/>
+        </w:rPr>
         <w:t xml:space="preserve">Select empno,ename,job,sal,deptno, </w:t>
       </w:r>
     </w:p>
@@ -1711,16 +1749,23 @@
           <w:lang w:val="en-US"/>
         </w:rPr>
         <w:tab/>
-        <w:t/>
-      </w:r>
-      <w:r>
-        <w:rPr>
-          <w:rFonts w:hint="default"/>
-          <w:b/>
-          <w:bCs/>
-          <w:lang w:val="en-US"/>
-        </w:rPr>
-        <w:tab/>
+      </w:r>
+      <w:r>
+        <w:rPr>
+          <w:rFonts w:hint="default"/>
+          <w:b/>
+          <w:bCs/>
+          <w:lang w:val="en-US"/>
+        </w:rPr>
+        <w:tab/>
+      </w:r>
+      <w:r>
+        <w:rPr>
+          <w:rFonts w:hint="default"/>
+          <w:b/>
+          <w:bCs/>
+          <w:lang w:val="en-US"/>
+        </w:rPr>
         <w:t xml:space="preserve">Case </w:t>
       </w:r>
     </w:p>
@@ -1761,26 +1806,32 @@
           <w:lang w:val="en-US"/>
         </w:rPr>
         <w:tab/>
-        <w:t/>
-      </w:r>
-      <w:r>
-        <w:rPr>
-          <w:rFonts w:hint="default"/>
-          <w:b/>
-          <w:bCs/>
-          <w:lang w:val="en-US"/>
-        </w:rPr>
-        <w:tab/>
-        <w:t/>
-      </w:r>
-      <w:r>
-        <w:rPr>
-          <w:rFonts w:hint="default"/>
-          <w:b/>
-          <w:bCs/>
-          <w:lang w:val="en-US"/>
-        </w:rPr>
-        <w:tab/>
+      </w:r>
+      <w:r>
+        <w:rPr>
+          <w:rFonts w:hint="default"/>
+          <w:b/>
+          <w:bCs/>
+          <w:lang w:val="en-US"/>
+        </w:rPr>
+        <w:tab/>
+      </w:r>
+      <w:r>
+        <w:rPr>
+          <w:rFonts w:hint="default"/>
+          <w:b/>
+          <w:bCs/>
+          <w:lang w:val="en-US"/>
+        </w:rPr>
+        <w:tab/>
+      </w:r>
+      <w:r>
+        <w:rPr>
+          <w:rFonts w:hint="default"/>
+          <w:b/>
+          <w:bCs/>
+          <w:lang w:val="en-US"/>
+        </w:rPr>
         <w:t>When sal = avg(sal) then ‘equal’</w:t>
       </w:r>
     </w:p>
@@ -1801,26 +1852,32 @@
           <w:lang w:val="en-US"/>
         </w:rPr>
         <w:tab/>
-        <w:t/>
-      </w:r>
-      <w:r>
-        <w:rPr>
-          <w:rFonts w:hint="default"/>
-          <w:b/>
-          <w:bCs/>
-          <w:lang w:val="en-US"/>
-        </w:rPr>
-        <w:tab/>
-        <w:t/>
-      </w:r>
-      <w:r>
-        <w:rPr>
-          <w:rFonts w:hint="default"/>
-          <w:b/>
-          <w:bCs/>
-          <w:lang w:val="en-US"/>
-        </w:rPr>
-        <w:tab/>
+      </w:r>
+      <w:r>
+        <w:rPr>
+          <w:rFonts w:hint="default"/>
+          <w:b/>
+          <w:bCs/>
+          <w:lang w:val="en-US"/>
+        </w:rPr>
+        <w:tab/>
+      </w:r>
+      <w:r>
+        <w:rPr>
+          <w:rFonts w:hint="default"/>
+          <w:b/>
+          <w:bCs/>
+          <w:lang w:val="en-US"/>
+        </w:rPr>
+        <w:tab/>
+      </w:r>
+      <w:r>
+        <w:rPr>
+          <w:rFonts w:hint="default"/>
+          <w:b/>
+          <w:bCs/>
+          <w:lang w:val="en-US"/>
+        </w:rPr>
         <w:t>When sal &gt; avg(sal) then ‘higher’</w:t>
       </w:r>
     </w:p>
@@ -1841,16 +1898,23 @@
           <w:lang w:val="en-US"/>
         </w:rPr>
         <w:tab/>
-        <w:t/>
-      </w:r>
-      <w:r>
-        <w:rPr>
-          <w:rFonts w:hint="default"/>
-          <w:b/>
-          <w:bCs/>
-          <w:lang w:val="en-US"/>
-        </w:rPr>
-        <w:tab/>
+      </w:r>
+      <w:r>
+        <w:rPr>
+          <w:rFonts w:hint="default"/>
+          <w:b/>
+          <w:bCs/>
+          <w:lang w:val="en-US"/>
+        </w:rPr>
+        <w:tab/>
+      </w:r>
+      <w:r>
+        <w:rPr>
+          <w:rFonts w:hint="default"/>
+          <w:b/>
+          <w:bCs/>
+          <w:lang w:val="en-US"/>
+        </w:rPr>
         <w:t>End as status</w:t>
       </w:r>
     </w:p>
@@ -1871,16 +1935,23 @@
           <w:lang w:val="en-US"/>
         </w:rPr>
         <w:tab/>
-        <w:t/>
-      </w:r>
-      <w:r>
-        <w:rPr>
-          <w:rFonts w:hint="default"/>
-          <w:b/>
-          <w:bCs/>
-          <w:lang w:val="en-US"/>
-        </w:rPr>
-        <w:tab/>
+      </w:r>
+      <w:r>
+        <w:rPr>
+          <w:rFonts w:hint="default"/>
+          <w:b/>
+          <w:bCs/>
+          <w:lang w:val="en-US"/>
+        </w:rPr>
+        <w:tab/>
+      </w:r>
+      <w:r>
+        <w:rPr>
+          <w:rFonts w:hint="default"/>
+          <w:b/>
+          <w:bCs/>
+          <w:lang w:val="en-US"/>
+        </w:rPr>
         <w:t>From emp e inner join (select avg(sal) avrage, deptno from emp group by deptno) d</w:t>
       </w:r>
     </w:p>
@@ -1901,16 +1972,23 @@
           <w:lang w:val="en-US"/>
         </w:rPr>
         <w:tab/>
-        <w:t/>
-      </w:r>
-      <w:r>
-        <w:rPr>
-          <w:rFonts w:hint="default"/>
-          <w:b/>
-          <w:bCs/>
-          <w:lang w:val="en-US"/>
-        </w:rPr>
-        <w:tab/>
+      </w:r>
+      <w:r>
+        <w:rPr>
+          <w:rFonts w:hint="default"/>
+          <w:b/>
+          <w:bCs/>
+          <w:lang w:val="en-US"/>
+        </w:rPr>
+        <w:tab/>
+      </w:r>
+      <w:r>
+        <w:rPr>
+          <w:rFonts w:hint="default"/>
+          <w:b/>
+          <w:bCs/>
+          <w:lang w:val="en-US"/>
+        </w:rPr>
         <w:t>On e.deptno=d.deptno;</w:t>
       </w:r>
     </w:p>
@@ -1931,16 +2009,23 @@
           <w:lang w:val="en-US"/>
         </w:rPr>
         <w:tab/>
-        <w:t/>
-      </w:r>
-      <w:r>
-        <w:rPr>
-          <w:rFonts w:hint="default"/>
-          <w:b/>
-          <w:bCs/>
-          <w:lang w:val="en-US"/>
-        </w:rPr>
-        <w:tab/>
+      </w:r>
+      <w:r>
+        <w:rPr>
+          <w:rFonts w:hint="default"/>
+          <w:b/>
+          <w:bCs/>
+          <w:lang w:val="en-US"/>
+        </w:rPr>
+        <w:tab/>
+      </w:r>
+      <w:r>
+        <w:rPr>
+          <w:rFonts w:hint="default"/>
+          <w:b/>
+          <w:bCs/>
+          <w:lang w:val="en-US"/>
+        </w:rPr>
         <w:t>End if;</w:t>
       </w:r>
     </w:p>
@@ -1972,6 +2057,7 @@
           <w:lang w:val="en-US"/>
         </w:rPr>
       </w:pPr>
+      <w:bookmarkStart w:id="0" w:name="_GoBack"/>
       <w:r>
         <w:rPr>
           <w:rFonts w:hint="default"/>
@@ -1982,6 +2068,7 @@
         <w:t>Delimiter ;</w:t>
       </w:r>
     </w:p>
+    <w:bookmarkEnd w:id="0"/>
     <w:p>
       <w:pPr>
         <w:rPr>
@@ -2087,6 +2174,15 @@
           <w:bCs/>
         </w:rPr>
       </w:pPr>
+    </w:p>
+    <w:p>
+      <w:pPr>
+        <w:rPr>
+          <w:rFonts w:hint="default"/>
+          <w:b/>
+          <w:bCs/>
+        </w:rPr>
+      </w:pPr>
       <w:r>
         <w:rPr>
           <w:rFonts w:hint="default"/>
@@ -3134,8 +3230,6 @@
         </w:rPr>
         <w:t>chdate date,</w:t>
       </w:r>
-      <w:bookmarkStart w:id="0" w:name="_GoBack"/>
-      <w:bookmarkEnd w:id="0"/>
     </w:p>
     <w:p>
       <w:pPr>
